--- a/manuscript/PalmDL_supplementary.docx
+++ b/manuscript/PalmDL_supplementary.docx
@@ -21,7 +21,7 @@
     </w:p>
     <w:p>
       <w:r>
-        <w:t>This supplement contains the sensitivity analyses, per-fold metrics, full leakage table, curated literature set, proteome-scan tiers, structure comparisons and the statistical comparison against published values.</w:t>
+        <w:t>This supplement documents the label correction, per-fold metrics, the leakage audit, the curated literature set, the proteome scan tiers, the structure comparison and the statistical comparison with published values.</w:t>
       </w:r>
     </w:p>
     <w:p>
@@ -29,7 +29,7 @@
         <w:pStyle w:val="Heading2"/>
       </w:pPr>
       <w:r>
-        <w:t>Table S1. Sensitivity to 66 annotations whose canonical residue is not cysteine.</w:t>
+        <w:t>Table S1. Composition of the first label set and the correction.</w:t>
       </w:r>
     </w:p>
     <w:tbl>
@@ -39,17 +39,15 @@
         <w:tblLook w:firstColumn="1" w:firstRow="1" w:lastColumn="0" w:lastRow="0" w:noHBand="0" w:noVBand="1" w:val="04A0"/>
       </w:tblPr>
       <w:tblGrid>
-        <w:gridCol w:w="1440"/>
-        <w:gridCol w:w="1440"/>
-        <w:gridCol w:w="1440"/>
-        <w:gridCol w:w="1440"/>
-        <w:gridCol w:w="1440"/>
-        <w:gridCol w:w="1440"/>
+        <w:gridCol w:w="2160"/>
+        <w:gridCol w:w="2160"/>
+        <w:gridCol w:w="2160"/>
+        <w:gridCol w:w="2160"/>
       </w:tblGrid>
       <w:tr>
         <w:tc>
           <w:tcPr>
-            <w:tcW w:type="dxa" w:w="1440"/>
+            <w:tcW w:type="dxa" w:w="2160"/>
           </w:tcPr>
           <w:p>
             <w:r/>
@@ -58,13 +56,13 @@
                 <w:b/>
                 <w:sz w:val="14"/>
               </w:rPr>
-              <w:t>Dataset</w:t>
-            </w:r>
-          </w:p>
-        </w:tc>
-        <w:tc>
-          <w:tcPr>
-            <w:tcW w:type="dxa" w:w="1440"/>
+              <w:t>Annotation chemistry</w:t>
+            </w:r>
+          </w:p>
+        </w:tc>
+        <w:tc>
+          <w:tcPr>
+            <w:tcW w:type="dxa" w:w="2160"/>
           </w:tcPr>
           <w:p>
             <w:r/>
@@ -73,13 +71,13 @@
                 <w:b/>
                 <w:sz w:val="14"/>
               </w:rPr>
-              <w:t>n sites</w:t>
-            </w:r>
-          </w:p>
-        </w:tc>
-        <w:tc>
-          <w:tcPr>
-            <w:tcW w:type="dxa" w:w="1440"/>
+              <w:t>Unique sites</w:t>
+            </w:r>
+          </w:p>
+        </w:tc>
+        <w:tc>
+          <w:tcPr>
+            <w:tcW w:type="dxa" w:w="2160"/>
           </w:tcPr>
           <w:p>
             <w:r/>
@@ -88,13 +86,13 @@
                 <w:b/>
                 <w:sz w:val="14"/>
               </w:rPr>
-              <w:t>n positives</w:t>
-            </w:r>
-          </w:p>
-        </w:tc>
-        <w:tc>
-          <w:tcPr>
-            <w:tcW w:type="dxa" w:w="1440"/>
+              <w:t>Share</w:t>
+            </w:r>
+          </w:p>
+        </w:tc>
+        <w:tc>
+          <w:tcPr>
+            <w:tcW w:type="dxa" w:w="2160"/>
           </w:tcPr>
           <w:p>
             <w:r/>
@@ -103,37 +101,7 @@
                 <w:b/>
                 <w:sz w:val="14"/>
               </w:rPr>
-              <w:t>AUC</w:t>
-            </w:r>
-          </w:p>
-        </w:tc>
-        <w:tc>
-          <w:tcPr>
-            <w:tcW w:type="dxa" w:w="1440"/>
-          </w:tcPr>
-          <w:p>
-            <w:r/>
-            <w:r>
-              <w:rPr>
-                <w:b/>
-                <w:sz w:val="14"/>
-              </w:rPr>
-              <w:t>AUC SD</w:t>
-            </w:r>
-          </w:p>
-        </w:tc>
-        <w:tc>
-          <w:tcPr>
-            <w:tcW w:type="dxa" w:w="1440"/>
-          </w:tcPr>
-          <w:p>
-            <w:r/>
-            <w:r>
-              <w:rPr>
-                <w:b/>
-                <w:sz w:val="14"/>
-              </w:rPr>
-              <w:t>Balanced MCC</w:t>
+              <w:t>Kept in v2</w:t>
             </w:r>
           </w:p>
         </w:tc>
@@ -141,7 +109,7 @@
       <w:tr>
         <w:tc>
           <w:tcPr>
-            <w:tcW w:type="dxa" w:w="1440"/>
+            <w:tcW w:type="dxa" w:w="2160"/>
           </w:tcPr>
           <w:p>
             <w:r/>
@@ -149,13 +117,13 @@
               <w:rPr>
                 <w:sz w:val="14"/>
               </w:rPr>
-              <w:t>all annotations</w:t>
-            </w:r>
-          </w:p>
-        </w:tc>
-        <w:tc>
-          <w:tcPr>
-            <w:tcW w:type="dxa" w:w="1440"/>
+              <w:t>S-palmitoyl cysteine</w:t>
+            </w:r>
+          </w:p>
+        </w:tc>
+        <w:tc>
+          <w:tcPr>
+            <w:tcW w:type="dxa" w:w="2160"/>
           </w:tcPr>
           <w:p>
             <w:r/>
@@ -163,13 +131,13 @@
               <w:rPr>
                 <w:sz w:val="14"/>
               </w:rPr>
-              <w:t>71594</w:t>
-            </w:r>
-          </w:p>
-        </w:tc>
-        <w:tc>
-          <w:tcPr>
-            <w:tcW w:type="dxa" w:w="1440"/>
+              <w:t>4,424</w:t>
+            </w:r>
+          </w:p>
+        </w:tc>
+        <w:tc>
+          <w:tcPr>
+            <w:tcW w:type="dxa" w:w="2160"/>
           </w:tcPr>
           <w:p>
             <w:r/>
@@ -177,13 +145,13 @@
               <w:rPr>
                 <w:sz w:val="14"/>
               </w:rPr>
-              <w:t>6805</w:t>
-            </w:r>
-          </w:p>
-        </w:tc>
-        <w:tc>
-          <w:tcPr>
-            <w:tcW w:type="dxa" w:w="1440"/>
+              <w:t>65.0%</w:t>
+            </w:r>
+          </w:p>
+        </w:tc>
+        <w:tc>
+          <w:tcPr>
+            <w:tcW w:type="dxa" w:w="2160"/>
           </w:tcPr>
           <w:p>
             <w:r/>
@@ -191,35 +159,7 @@
               <w:rPr>
                 <w:sz w:val="14"/>
               </w:rPr>
-              <w:t>0.9451</w:t>
-            </w:r>
-          </w:p>
-        </w:tc>
-        <w:tc>
-          <w:tcPr>
-            <w:tcW w:type="dxa" w:w="1440"/>
-          </w:tcPr>
-          <w:p>
-            <w:r/>
-            <w:r>
-              <w:rPr>
-                <w:sz w:val="14"/>
-              </w:rPr>
-              <w:t>0.0136</w:t>
-            </w:r>
-          </w:p>
-        </w:tc>
-        <w:tc>
-          <w:tcPr>
-            <w:tcW w:type="dxa" w:w="1440"/>
-          </w:tcPr>
-          <w:p>
-            <w:r/>
-            <w:r>
-              <w:rPr>
-                <w:sz w:val="14"/>
-              </w:rPr>
-              <w:t>0.7407</w:t>
+              <w:t>yes</w:t>
             </w:r>
           </w:p>
         </w:tc>
@@ -227,7 +167,7 @@
       <w:tr>
         <w:tc>
           <w:tcPr>
-            <w:tcW w:type="dxa" w:w="1440"/>
+            <w:tcW w:type="dxa" w:w="2160"/>
           </w:tcPr>
           <w:p>
             <w:r/>
@@ -235,13 +175,13 @@
               <w:rPr>
                 <w:sz w:val="14"/>
               </w:rPr>
-              <w:t>non-cysteine annotations removed</w:t>
-            </w:r>
-          </w:p>
-        </w:tc>
-        <w:tc>
-          <w:tcPr>
-            <w:tcW w:type="dxa" w:w="1440"/>
+              <w:t>N-palmitoyl cysteine</w:t>
+            </w:r>
+          </w:p>
+        </w:tc>
+        <w:tc>
+          <w:tcPr>
+            <w:tcW w:type="dxa" w:w="2160"/>
           </w:tcPr>
           <w:p>
             <w:r/>
@@ -249,13 +189,13 @@
               <w:rPr>
                 <w:sz w:val="14"/>
               </w:rPr>
-              <w:t>71528</w:t>
-            </w:r>
-          </w:p>
-        </w:tc>
-        <w:tc>
-          <w:tcPr>
-            <w:tcW w:type="dxa" w:w="1440"/>
+              <w:t>2,315</w:t>
+            </w:r>
+          </w:p>
+        </w:tc>
+        <w:tc>
+          <w:tcPr>
+            <w:tcW w:type="dxa" w:w="2160"/>
           </w:tcPr>
           <w:p>
             <w:r/>
@@ -263,13 +203,13 @@
               <w:rPr>
                 <w:sz w:val="14"/>
               </w:rPr>
-              <w:t>6739</w:t>
-            </w:r>
-          </w:p>
-        </w:tc>
-        <w:tc>
-          <w:tcPr>
-            <w:tcW w:type="dxa" w:w="1440"/>
+              <w:t>34.0%</w:t>
+            </w:r>
+          </w:p>
+        </w:tc>
+        <w:tc>
+          <w:tcPr>
+            <w:tcW w:type="dxa" w:w="2160"/>
           </w:tcPr>
           <w:p>
             <w:r/>
@@ -277,13 +217,15 @@
               <w:rPr>
                 <w:sz w:val="14"/>
               </w:rPr>
-              <w:t>0.9451</w:t>
-            </w:r>
-          </w:p>
-        </w:tc>
-        <w:tc>
-          <w:tcPr>
-            <w:tcW w:type="dxa" w:w="1440"/>
+              <w:t>no</w:t>
+            </w:r>
+          </w:p>
+        </w:tc>
+      </w:tr>
+      <w:tr>
+        <w:tc>
+          <w:tcPr>
+            <w:tcW w:type="dxa" w:w="2160"/>
           </w:tcPr>
           <w:p>
             <w:r/>
@@ -291,13 +233,13 @@
               <w:rPr>
                 <w:sz w:val="14"/>
               </w:rPr>
-              <w:t>0.0161</w:t>
-            </w:r>
-          </w:p>
-        </w:tc>
-        <w:tc>
-          <w:tcPr>
-            <w:tcW w:type="dxa" w:w="1440"/>
+              <w:t>N6-palmitoyl lysine</w:t>
+            </w:r>
+          </w:p>
+        </w:tc>
+        <w:tc>
+          <w:tcPr>
+            <w:tcW w:type="dxa" w:w="2160"/>
           </w:tcPr>
           <w:p>
             <w:r/>
@@ -305,7 +247,267 @@
               <w:rPr>
                 <w:sz w:val="14"/>
               </w:rPr>
-              <w:t>0.7440</w:t>
+              <w:t>34</w:t>
+            </w:r>
+          </w:p>
+        </w:tc>
+        <w:tc>
+          <w:tcPr>
+            <w:tcW w:type="dxa" w:w="2160"/>
+          </w:tcPr>
+          <w:p>
+            <w:r/>
+            <w:r>
+              <w:rPr>
+                <w:sz w:val="14"/>
+              </w:rPr>
+              <w:t>0.50%</w:t>
+            </w:r>
+          </w:p>
+        </w:tc>
+        <w:tc>
+          <w:tcPr>
+            <w:tcW w:type="dxa" w:w="2160"/>
+          </w:tcPr>
+          <w:p>
+            <w:r/>
+            <w:r>
+              <w:rPr>
+                <w:sz w:val="14"/>
+              </w:rPr>
+              <w:t>no</w:t>
+            </w:r>
+          </w:p>
+        </w:tc>
+      </w:tr>
+      <w:tr>
+        <w:tc>
+          <w:tcPr>
+            <w:tcW w:type="dxa" w:w="2160"/>
+          </w:tcPr>
+          <w:p>
+            <w:r/>
+            <w:r>
+              <w:rPr>
+                <w:sz w:val="14"/>
+              </w:rPr>
+              <w:t>N-palmitoyl glycine</w:t>
+            </w:r>
+          </w:p>
+        </w:tc>
+        <w:tc>
+          <w:tcPr>
+            <w:tcW w:type="dxa" w:w="2160"/>
+          </w:tcPr>
+          <w:p>
+            <w:r/>
+            <w:r>
+              <w:rPr>
+                <w:sz w:val="14"/>
+              </w:rPr>
+              <w:t>18</w:t>
+            </w:r>
+          </w:p>
+        </w:tc>
+        <w:tc>
+          <w:tcPr>
+            <w:tcW w:type="dxa" w:w="2160"/>
+          </w:tcPr>
+          <w:p>
+            <w:r/>
+            <w:r>
+              <w:rPr>
+                <w:sz w:val="14"/>
+              </w:rPr>
+              <w:t>0.26%</w:t>
+            </w:r>
+          </w:p>
+        </w:tc>
+        <w:tc>
+          <w:tcPr>
+            <w:tcW w:type="dxa" w:w="2160"/>
+          </w:tcPr>
+          <w:p>
+            <w:r/>
+            <w:r>
+              <w:rPr>
+                <w:sz w:val="14"/>
+              </w:rPr>
+              <w:t>no</w:t>
+            </w:r>
+          </w:p>
+        </w:tc>
+      </w:tr>
+      <w:tr>
+        <w:tc>
+          <w:tcPr>
+            <w:tcW w:type="dxa" w:w="2160"/>
+          </w:tcPr>
+          <w:p>
+            <w:r/>
+            <w:r>
+              <w:rPr>
+                <w:sz w:val="14"/>
+              </w:rPr>
+              <w:t>O-palmitoyl serine</w:t>
+            </w:r>
+          </w:p>
+        </w:tc>
+        <w:tc>
+          <w:tcPr>
+            <w:tcW w:type="dxa" w:w="2160"/>
+          </w:tcPr>
+          <w:p>
+            <w:r/>
+            <w:r>
+              <w:rPr>
+                <w:sz w:val="14"/>
+              </w:rPr>
+              <w:t>9</w:t>
+            </w:r>
+          </w:p>
+        </w:tc>
+        <w:tc>
+          <w:tcPr>
+            <w:tcW w:type="dxa" w:w="2160"/>
+          </w:tcPr>
+          <w:p>
+            <w:r/>
+            <w:r>
+              <w:rPr>
+                <w:sz w:val="14"/>
+              </w:rPr>
+              <w:t>0.13%</w:t>
+            </w:r>
+          </w:p>
+        </w:tc>
+        <w:tc>
+          <w:tcPr>
+            <w:tcW w:type="dxa" w:w="2160"/>
+          </w:tcPr>
+          <w:p>
+            <w:r/>
+            <w:r>
+              <w:rPr>
+                <w:sz w:val="14"/>
+              </w:rPr>
+              <w:t>no</w:t>
+            </w:r>
+          </w:p>
+        </w:tc>
+      </w:tr>
+      <w:tr>
+        <w:tc>
+          <w:tcPr>
+            <w:tcW w:type="dxa" w:w="2160"/>
+          </w:tcPr>
+          <w:p>
+            <w:r/>
+            <w:r>
+              <w:rPr>
+                <w:sz w:val="14"/>
+              </w:rPr>
+              <w:t>O-palmitoyl threonine</w:t>
+            </w:r>
+          </w:p>
+        </w:tc>
+        <w:tc>
+          <w:tcPr>
+            <w:tcW w:type="dxa" w:w="2160"/>
+          </w:tcPr>
+          <w:p>
+            <w:r/>
+            <w:r>
+              <w:rPr>
+                <w:sz w:val="14"/>
+              </w:rPr>
+              <w:t>5</w:t>
+            </w:r>
+          </w:p>
+        </w:tc>
+        <w:tc>
+          <w:tcPr>
+            <w:tcW w:type="dxa" w:w="2160"/>
+          </w:tcPr>
+          <w:p>
+            <w:r/>
+            <w:r>
+              <w:rPr>
+                <w:sz w:val="14"/>
+              </w:rPr>
+              <w:t>0.07%</w:t>
+            </w:r>
+          </w:p>
+        </w:tc>
+        <w:tc>
+          <w:tcPr>
+            <w:tcW w:type="dxa" w:w="2160"/>
+          </w:tcPr>
+          <w:p>
+            <w:r/>
+            <w:r>
+              <w:rPr>
+                <w:sz w:val="14"/>
+              </w:rPr>
+              <w:t>no</w:t>
+            </w:r>
+          </w:p>
+        </w:tc>
+      </w:tr>
+      <w:tr>
+        <w:tc>
+          <w:tcPr>
+            <w:tcW w:type="dxa" w:w="2160"/>
+          </w:tcPr>
+          <w:p>
+            <w:r/>
+            <w:r>
+              <w:rPr>
+                <w:sz w:val="14"/>
+              </w:rPr>
+              <w:t>Total admitted by the first filter</w:t>
+            </w:r>
+          </w:p>
+        </w:tc>
+        <w:tc>
+          <w:tcPr>
+            <w:tcW w:type="dxa" w:w="2160"/>
+          </w:tcPr>
+          <w:p>
+            <w:r/>
+            <w:r>
+              <w:rPr>
+                <w:sz w:val="14"/>
+              </w:rPr>
+              <w:t>6,805</w:t>
+            </w:r>
+          </w:p>
+        </w:tc>
+        <w:tc>
+          <w:tcPr>
+            <w:tcW w:type="dxa" w:w="2160"/>
+          </w:tcPr>
+          <w:p>
+            <w:r/>
+            <w:r>
+              <w:rPr>
+                <w:sz w:val="14"/>
+              </w:rPr>
+              <w:t>100%</w:t>
+            </w:r>
+          </w:p>
+        </w:tc>
+        <w:tc>
+          <w:tcPr>
+            <w:tcW w:type="dxa" w:w="2160"/>
+          </w:tcPr>
+          <w:p>
+            <w:r/>
+            <w:r>
+              <w:rPr>
+                <w:sz w:val="14"/>
+              </w:rPr>
+              <w:t>4,424 kept</w:t>
             </w:r>
           </w:p>
         </w:tc>
@@ -317,7 +519,7 @@
           <w:i/>
           <w:sz w:val="15"/>
         </w:rPr>
-        <w:t>The same folds and model; only the 66 non-cysteine annotations are removed.</w:t>
+        <w:t>The first filter matched any lipidation note containing 'palmitoyl'. The corrected filter requires an S-palmitoyl cysteine note on a cysteine residue.</w:t>
       </w:r>
     </w:p>
     <w:p>
@@ -475,7 +677,7 @@
               <w:rPr>
                 <w:sz w:val="14"/>
               </w:rPr>
-              <w:t>0.903 ± 0.025</w:t>
+              <w:t>0.854 ± 0.041</w:t>
             </w:r>
           </w:p>
         </w:tc>
@@ -489,7 +691,7 @@
               <w:rPr>
                 <w:sz w:val="14"/>
               </w:rPr>
-              <w:t>0.699 ± 0.061</w:t>
+              <w:t>0.454 ± 0.104</w:t>
             </w:r>
           </w:p>
         </w:tc>
@@ -503,7 +705,7 @@
               <w:rPr>
                 <w:sz w:val="14"/>
               </w:rPr>
-              <w:t>0.621 ± 0.057</w:t>
+              <w:t>0.440 ± 0.082</w:t>
             </w:r>
           </w:p>
         </w:tc>
@@ -517,7 +719,7 @@
               <w:rPr>
                 <w:sz w:val="14"/>
               </w:rPr>
-              <w:t>0.935 ± 0.012</w:t>
+              <w:t>0.930 ± 0.011</w:t>
             </w:r>
           </w:p>
         </w:tc>
@@ -531,7 +733,7 @@
               <w:rPr>
                 <w:sz w:val="14"/>
               </w:rPr>
-              <w:t>0.633 ± 0.115</w:t>
+              <w:t>0.488 ± 0.175</w:t>
             </w:r>
           </w:p>
         </w:tc>
@@ -545,7 +747,7 @@
               <w:rPr>
                 <w:sz w:val="14"/>
               </w:rPr>
-              <w:t>0.967 ± 0.019</w:t>
+              <w:t>0.961 ± 0.022</w:t>
             </w:r>
           </w:p>
         </w:tc>
@@ -575,7 +777,7 @@
               <w:rPr>
                 <w:sz w:val="14"/>
               </w:rPr>
-              <w:t>0.957 ± 0.012</w:t>
+              <w:t>0.944 ± 0.014</w:t>
             </w:r>
           </w:p>
         </w:tc>
@@ -589,7 +791,7 @@
               <w:rPr>
                 <w:sz w:val="14"/>
               </w:rPr>
-              <w:t>0.853 ± 0.037</w:t>
+              <w:t>0.730 ± 0.062</w:t>
             </w:r>
           </w:p>
         </w:tc>
@@ -603,7 +805,7 @@
               <w:rPr>
                 <w:sz w:val="14"/>
               </w:rPr>
-              <w:t>0.754 ± 0.041</w:t>
+              <w:t>0.626 ± 0.073</w:t>
             </w:r>
           </w:p>
         </w:tc>
@@ -617,7 +819,7 @@
               <w:rPr>
                 <w:sz w:val="14"/>
               </w:rPr>
-              <w:t>0.960 ± 0.006</w:t>
+              <w:t>0.953 ± 0.014</w:t>
             </w:r>
           </w:p>
         </w:tc>
@@ -631,7 +833,7 @@
               <w:rPr>
                 <w:sz w:val="14"/>
               </w:rPr>
-              <w:t>0.705 ± 0.061</w:t>
+              <w:t>0.623 ± 0.149</w:t>
             </w:r>
           </w:p>
         </w:tc>
@@ -645,7 +847,7 @@
               <w:rPr>
                 <w:sz w:val="14"/>
               </w:rPr>
-              <w:t>0.987 ± 0.007</w:t>
+              <w:t>0.976 ± 0.023</w:t>
             </w:r>
           </w:p>
         </w:tc>
@@ -675,7 +877,7 @@
               <w:rPr>
                 <w:sz w:val="14"/>
               </w:rPr>
-              <w:t>0.949 ± 0.013</w:t>
+              <w:t>0.930 ± 0.020</w:t>
             </w:r>
           </w:p>
         </w:tc>
@@ -689,7 +891,7 @@
               <w:rPr>
                 <w:sz w:val="14"/>
               </w:rPr>
-              <w:t>0.832 ± 0.034</w:t>
+              <w:t>0.665 ± 0.075</w:t>
             </w:r>
           </w:p>
         </w:tc>
@@ -703,7 +905,7 @@
               <w:rPr>
                 <w:sz w:val="14"/>
               </w:rPr>
-              <w:t>0.741 ± 0.045</w:t>
+              <w:t>0.614 ± 0.076</w:t>
             </w:r>
           </w:p>
         </w:tc>
@@ -717,7 +919,7 @@
               <w:rPr>
                 <w:sz w:val="14"/>
               </w:rPr>
-              <w:t>0.958 ± 0.007</w:t>
+              <w:t>0.954 ± 0.009</w:t>
             </w:r>
           </w:p>
         </w:tc>
@@ -731,7 +933,7 @@
               <w:rPr>
                 <w:sz w:val="14"/>
               </w:rPr>
-              <w:t>0.692 ± 0.062</w:t>
+              <w:t>0.603 ± 0.142</w:t>
             </w:r>
           </w:p>
         </w:tc>
@@ -745,7 +947,7 @@
               <w:rPr>
                 <w:sz w:val="14"/>
               </w:rPr>
-              <w:t>0.986 ± 0.004</w:t>
+              <w:t>0.979 ± 0.013</w:t>
             </w:r>
           </w:p>
         </w:tc>
@@ -775,7 +977,7 @@
               <w:rPr>
                 <w:sz w:val="14"/>
               </w:rPr>
-              <w:t>0.879 ± 0.025</w:t>
+              <w:t>0.829 ± 0.049</w:t>
             </w:r>
           </w:p>
         </w:tc>
@@ -789,7 +991,7 @@
               <w:rPr>
                 <w:sz w:val="14"/>
               </w:rPr>
-              <w:t>0.571 ± 0.060</w:t>
+              <w:t>0.398 ± 0.104</w:t>
             </w:r>
           </w:p>
         </w:tc>
@@ -803,7 +1005,7 @@
               <w:rPr>
                 <w:sz w:val="14"/>
               </w:rPr>
-              <w:t>0.526 ± 0.063</w:t>
+              <w:t>0.347 ± 0.106</w:t>
             </w:r>
           </w:p>
         </w:tc>
@@ -817,7 +1019,7 @@
               <w:rPr>
                 <w:sz w:val="14"/>
               </w:rPr>
-              <w:t>0.924 ± 0.007</w:t>
+              <w:t>0.937 ± 0.007</w:t>
             </w:r>
           </w:p>
         </w:tc>
@@ -831,7 +1033,7 @@
               <w:rPr>
                 <w:sz w:val="14"/>
               </w:rPr>
-              <w:t>0.522 ± 0.114</w:t>
+              <w:t>0.266 ± 0.153</w:t>
             </w:r>
           </w:p>
         </w:tc>
@@ -845,7 +1047,7 @@
               <w:rPr>
                 <w:sz w:val="14"/>
               </w:rPr>
-              <w:t>0.966 ± 0.011</w:t>
+              <w:t>0.984 ± 0.013</w:t>
             </w:r>
           </w:p>
         </w:tc>
@@ -875,7 +1077,7 @@
               <w:rPr>
                 <w:sz w:val="14"/>
               </w:rPr>
-              <w:t>0.863 ± 0.024</w:t>
+              <w:t>0.799 ± 0.038</w:t>
             </w:r>
           </w:p>
         </w:tc>
@@ -889,7 +1091,7 @@
               <w:rPr>
                 <w:sz w:val="14"/>
               </w:rPr>
-              <w:t>0.611 ± 0.028</w:t>
+              <w:t>0.366 ± 0.043</w:t>
             </w:r>
           </w:p>
         </w:tc>
@@ -903,7 +1105,7 @@
               <w:rPr>
                 <w:sz w:val="14"/>
               </w:rPr>
-              <w:t>0.532 ± 0.017</w:t>
+              <w:t>0.351 ± 0.066</w:t>
             </w:r>
           </w:p>
         </w:tc>
@@ -917,7 +1119,7 @@
               <w:rPr>
                 <w:sz w:val="14"/>
               </w:rPr>
-              <w:t>0.923 ± 0.015</w:t>
+              <w:t>0.931 ± 0.013</w:t>
             </w:r>
           </w:p>
         </w:tc>
@@ -931,7 +1133,7 @@
               <w:rPr>
                 <w:sz w:val="14"/>
               </w:rPr>
-              <w:t>0.501 ± 0.117</w:t>
+              <w:t>0.311 ± 0.117</w:t>
             </w:r>
           </w:p>
         </w:tc>
@@ -945,7 +1147,7 @@
               <w:rPr>
                 <w:sz w:val="14"/>
               </w:rPr>
-              <w:t>0.968 ± 0.029</w:t>
+              <w:t>0.975 ± 0.019</w:t>
             </w:r>
           </w:p>
         </w:tc>
@@ -975,7 +1177,7 @@
               <w:rPr>
                 <w:sz w:val="14"/>
               </w:rPr>
-              <w:t>0.945 ± 0.015</w:t>
+              <w:t>0.931 ± 0.013</w:t>
             </w:r>
           </w:p>
         </w:tc>
@@ -989,7 +1191,7 @@
               <w:rPr>
                 <w:sz w:val="14"/>
               </w:rPr>
-              <w:t>0.809 ± 0.054</w:t>
+              <w:t>0.693 ± 0.067</w:t>
             </w:r>
           </w:p>
         </w:tc>
@@ -1003,7 +1205,7 @@
               <w:rPr>
                 <w:sz w:val="14"/>
               </w:rPr>
-              <w:t>0.707 ± 0.056</w:t>
+              <w:t>0.600 ± 0.083</w:t>
             </w:r>
           </w:p>
         </w:tc>
@@ -1017,7 +1219,7 @@
               <w:rPr>
                 <w:sz w:val="14"/>
               </w:rPr>
-              <w:t>0.953 ± 0.008</w:t>
+              <w:t>0.953 ± 0.010</w:t>
             </w:r>
           </w:p>
         </w:tc>
@@ -1031,7 +1233,7 @@
               <w:rPr>
                 <w:sz w:val="14"/>
               </w:rPr>
-              <w:t>0.649 ± 0.066</w:t>
+              <w:t>0.582 ± 0.132</w:t>
             </w:r>
           </w:p>
         </w:tc>
@@ -1045,7 +1247,7 @@
               <w:rPr>
                 <w:sz w:val="14"/>
               </w:rPr>
-              <w:t>0.985 ± 0.006</w:t>
+              <w:t>0.979 ± 0.014</w:t>
             </w:r>
           </w:p>
         </w:tc>
@@ -1231,7 +1433,7 @@
               <w:rPr>
                 <w:sz w:val="14"/>
               </w:rPr>
-              <w:t>4677</w:t>
+              <w:t>2913</w:t>
             </w:r>
           </w:p>
         </w:tc>
@@ -1245,7 +1447,7 @@
               <w:rPr>
                 <w:sz w:val="14"/>
               </w:rPr>
-              <w:t>14319</w:t>
+              <w:t>13454</w:t>
             </w:r>
           </w:p>
         </w:tc>
@@ -1259,7 +1461,7 @@
               <w:rPr>
                 <w:sz w:val="14"/>
               </w:rPr>
-              <w:t>1361</w:t>
+              <w:t>885</w:t>
             </w:r>
           </w:p>
         </w:tc>
@@ -1273,7 +1475,7 @@
               <w:rPr>
                 <w:sz w:val="14"/>
               </w:rPr>
-              <w:t>0.990</w:t>
+              <w:t>0.980</w:t>
             </w:r>
           </w:p>
         </w:tc>
@@ -1301,7 +1503,7 @@
               <w:rPr>
                 <w:sz w:val="14"/>
               </w:rPr>
-              <w:t>0.892</w:t>
+              <w:t>0.862</w:t>
             </w:r>
           </w:p>
         </w:tc>
@@ -1315,7 +1517,7 @@
               <w:rPr>
                 <w:sz w:val="14"/>
               </w:rPr>
-              <w:t>43.7%</w:t>
+              <w:t>41.1%</w:t>
             </w:r>
           </w:p>
         </w:tc>
@@ -1345,7 +1547,7 @@
               <w:rPr>
                 <w:sz w:val="14"/>
               </w:rPr>
-              <w:t>4495</w:t>
+              <w:t>2954</w:t>
             </w:r>
           </w:p>
         </w:tc>
@@ -1359,7 +1561,7 @@
               <w:rPr>
                 <w:sz w:val="14"/>
               </w:rPr>
-              <w:t>14398</w:t>
+              <w:t>13632</w:t>
             </w:r>
           </w:p>
         </w:tc>
@@ -1373,7 +1575,7 @@
               <w:rPr>
                 <w:sz w:val="14"/>
               </w:rPr>
-              <w:t>1300</w:t>
+              <w:t>987</w:t>
             </w:r>
           </w:p>
         </w:tc>
@@ -1387,7 +1589,7 @@
               <w:rPr>
                 <w:sz w:val="14"/>
               </w:rPr>
-              <w:t>0.988</w:t>
+              <w:t>0.985</w:t>
             </w:r>
           </w:p>
         </w:tc>
@@ -1401,7 +1603,7 @@
               <w:rPr>
                 <w:sz w:val="14"/>
               </w:rPr>
-              <w:t>0.760</w:t>
+              <w:t>0.810</w:t>
             </w:r>
           </w:p>
         </w:tc>
@@ -1415,7 +1617,7 @@
               <w:rPr>
                 <w:sz w:val="14"/>
               </w:rPr>
-              <w:t>0.870</w:t>
+              <w:t>0.874</w:t>
             </w:r>
           </w:p>
         </w:tc>
@@ -1429,7 +1631,7 @@
               <w:rPr>
                 <w:sz w:val="14"/>
               </w:rPr>
-              <w:t>40.2%</w:t>
+              <w:t>45.2%</w:t>
             </w:r>
           </w:p>
         </w:tc>
@@ -1459,7 +1661,7 @@
               <w:rPr>
                 <w:sz w:val="14"/>
               </w:rPr>
-              <w:t>4626</w:t>
+              <w:t>3010</w:t>
             </w:r>
           </w:p>
         </w:tc>
@@ -1473,7 +1675,7 @@
               <w:rPr>
                 <w:sz w:val="14"/>
               </w:rPr>
-              <w:t>14439</w:t>
+              <w:t>13403</w:t>
             </w:r>
           </w:p>
         </w:tc>
@@ -1487,7 +1689,7 @@
               <w:rPr>
                 <w:sz w:val="14"/>
               </w:rPr>
-              <w:t>1361</w:t>
+              <w:t>885</w:t>
             </w:r>
           </w:p>
         </w:tc>
@@ -1501,7 +1703,7 @@
               <w:rPr>
                 <w:sz w:val="14"/>
               </w:rPr>
-              <w:t>0.950</w:t>
+              <w:t>0.944</w:t>
             </w:r>
           </w:p>
         </w:tc>
@@ -1515,7 +1717,7 @@
               <w:rPr>
                 <w:sz w:val="14"/>
               </w:rPr>
-              <w:t>0.745</w:t>
+              <w:t>0.720</w:t>
             </w:r>
           </w:p>
         </w:tc>
@@ -1529,7 +1731,7 @@
               <w:rPr>
                 <w:sz w:val="14"/>
               </w:rPr>
-              <w:t>0.762</w:t>
+              <w:t>0.763</w:t>
             </w:r>
           </w:p>
         </w:tc>
@@ -1573,7 +1775,7 @@
               <w:rPr>
                 <w:sz w:val="14"/>
               </w:rPr>
-              <w:t>3387</w:t>
+              <w:t>1317</w:t>
             </w:r>
           </w:p>
         </w:tc>
@@ -1587,7 +1789,7 @@
               <w:rPr>
                 <w:sz w:val="14"/>
               </w:rPr>
-              <w:t>29134</w:t>
+              <w:t>1626</w:t>
             </w:r>
           </w:p>
         </w:tc>
@@ -1601,7 +1803,7 @@
               <w:rPr>
                 <w:sz w:val="14"/>
               </w:rPr>
-              <w:t>572</w:t>
+              <w:t>557</w:t>
             </w:r>
           </w:p>
         </w:tc>
@@ -1615,7 +1817,7 @@
               <w:rPr>
                 <w:sz w:val="14"/>
               </w:rPr>
-              <w:t>0.822</w:t>
+              <w:t>0.885</w:t>
             </w:r>
           </w:p>
         </w:tc>
@@ -1629,7 +1831,7 @@
               <w:rPr>
                 <w:sz w:val="14"/>
               </w:rPr>
-              <w:t>0.203</w:t>
+              <w:t>0.578</w:t>
             </w:r>
           </w:p>
         </w:tc>
@@ -1643,7 +1845,7 @@
               <w:rPr>
                 <w:sz w:val="14"/>
               </w:rPr>
-              <w:t>0.432</w:t>
+              <w:t>0.586</w:t>
             </w:r>
           </w:p>
         </w:tc>
@@ -1669,7 +1871,7 @@
           <w:i/>
           <w:sz w:val="15"/>
         </w:rPr>
-        <w:t>'Shared windows' is the fraction of test positives whose exact 31-residue window occurs among training positives.</w:t>
+        <w:t>'Shared windows' is the fraction of test positives whose exact 31-residue window occurs among training positives; cluster and species splits share none.</w:t>
       </w:r>
     </w:p>
     <w:p>
@@ -10307,7 +10509,7 @@
           <w:i/>
           <w:sz w:val="15"/>
         </w:rPr>
-        <w:t>Accepted when the sentence attributes palmitoylation to that protein at that cysteine, or a cysteine mutant loses palmitoylation; rejected otherwise (§2.10).</w:t>
+        <w:t>Accepted when the sentence attributes palmitoylation to that protein at that cysteine, or a cysteine mutant loses palmitoylation; rejected otherwise.</w:t>
       </w:r>
     </w:p>
     <w:p>
@@ -10315,7 +10517,7 @@
         <w:pStyle w:val="Heading2"/>
       </w:pPr>
       <w:r>
-        <w:t>Table S5a. Proteome-wide scan at five FDR tiers.</w:t>
+        <w:t>Table S5a. Proteome-wide scan tiers (forest view of the released model).</w:t>
       </w:r>
     </w:p>
     <w:tbl>
@@ -10345,7 +10547,7 @@
                 <w:b/>
                 <w:sz w:val="14"/>
               </w:rPr>
-              <w:t>FDR</w:t>
+              <w:t>Tier</w:t>
             </w:r>
           </w:p>
         </w:tc>
@@ -10465,7 +10667,7 @@
               <w:rPr>
                 <w:sz w:val="14"/>
               </w:rPr>
-              <w:t>217</w:t>
+              <w:t>215</w:t>
             </w:r>
           </w:p>
         </w:tc>
@@ -10479,7 +10681,7 @@
               <w:rPr>
                 <w:sz w:val="14"/>
               </w:rPr>
-              <w:t>138</w:t>
+              <w:t>134</w:t>
             </w:r>
           </w:p>
         </w:tc>
@@ -10493,7 +10695,7 @@
               <w:rPr>
                 <w:sz w:val="14"/>
               </w:rPr>
-              <w:t>71</w:t>
+              <w:t>197</w:t>
             </w:r>
           </w:p>
         </w:tc>
@@ -10507,7 +10709,7 @@
               <w:rPr>
                 <w:sz w:val="14"/>
               </w:rPr>
-              <w:t>12.4%</w:t>
+              <w:t>35.4%</w:t>
             </w:r>
           </w:p>
         </w:tc>
@@ -10521,7 +10723,7 @@
               <w:rPr>
                 <w:sz w:val="14"/>
               </w:rPr>
-              <w:t>146</w:t>
+              <w:t>18</w:t>
             </w:r>
           </w:p>
         </w:tc>
@@ -10535,7 +10737,7 @@
               <w:rPr>
                 <w:sz w:val="14"/>
               </w:rPr>
-              <w:t>0.969</w:t>
+              <w:t>0.979</w:t>
             </w:r>
           </w:p>
         </w:tc>
@@ -10565,7 +10767,7 @@
               <w:rPr>
                 <w:sz w:val="14"/>
               </w:rPr>
-              <w:t>322</w:t>
+              <w:t>301</w:t>
             </w:r>
           </w:p>
         </w:tc>
@@ -10579,7 +10781,7 @@
               <w:rPr>
                 <w:sz w:val="14"/>
               </w:rPr>
-              <w:t>204</w:t>
+              <w:t>199</w:t>
             </w:r>
           </w:p>
         </w:tc>
@@ -10593,7 +10795,7 @@
               <w:rPr>
                 <w:sz w:val="14"/>
               </w:rPr>
-              <w:t>95</w:t>
+              <w:t>248</w:t>
             </w:r>
           </w:p>
         </w:tc>
@@ -10607,7 +10809,7 @@
               <w:rPr>
                 <w:sz w:val="14"/>
               </w:rPr>
-              <w:t>16.6%</w:t>
+              <w:t>44.5%</w:t>
             </w:r>
           </w:p>
         </w:tc>
@@ -10621,7 +10823,7 @@
               <w:rPr>
                 <w:sz w:val="14"/>
               </w:rPr>
-              <w:t>227</w:t>
+              <w:t>53</w:t>
             </w:r>
           </w:p>
         </w:tc>
@@ -10635,7 +10837,7 @@
               <w:rPr>
                 <w:sz w:val="14"/>
               </w:rPr>
-              <w:t>0.957</w:t>
+              <w:t>0.959</w:t>
             </w:r>
           </w:p>
         </w:tc>
@@ -10665,7 +10867,7 @@
               <w:rPr>
                 <w:sz w:val="14"/>
               </w:rPr>
-              <w:t>399</w:t>
+              <w:t>396</w:t>
             </w:r>
           </w:p>
         </w:tc>
@@ -10679,7 +10881,7 @@
               <w:rPr>
                 <w:sz w:val="14"/>
               </w:rPr>
-              <w:t>246</w:t>
+              <w:t>269</w:t>
             </w:r>
           </w:p>
         </w:tc>
@@ -10693,7 +10895,7 @@
               <w:rPr>
                 <w:sz w:val="14"/>
               </w:rPr>
-              <w:t>115</w:t>
+              <w:t>276</w:t>
             </w:r>
           </w:p>
         </w:tc>
@@ -10707,7 +10909,7 @@
               <w:rPr>
                 <w:sz w:val="14"/>
               </w:rPr>
-              <w:t>20.1%</w:t>
+              <w:t>49.6%</w:t>
             </w:r>
           </w:p>
         </w:tc>
@@ -10721,7 +10923,7 @@
               <w:rPr>
                 <w:sz w:val="14"/>
               </w:rPr>
-              <w:t>284</w:t>
+              <w:t>120</w:t>
             </w:r>
           </w:p>
         </w:tc>
@@ -10735,7 +10937,7 @@
               <w:rPr>
                 <w:sz w:val="14"/>
               </w:rPr>
-              <w:t>0.948</w:t>
+              <w:t>0.938</w:t>
             </w:r>
           </w:p>
         </w:tc>
@@ -10765,7 +10967,7 @@
               <w:rPr>
                 <w:sz w:val="14"/>
               </w:rPr>
-              <w:t>668</w:t>
+              <w:t>615</w:t>
             </w:r>
           </w:p>
         </w:tc>
@@ -10779,7 +10981,7 @@
               <w:rPr>
                 <w:sz w:val="14"/>
               </w:rPr>
-              <w:t>418</w:t>
+              <w:t>416</w:t>
             </w:r>
           </w:p>
         </w:tc>
@@ -10793,7 +10995,7 @@
               <w:rPr>
                 <w:sz w:val="14"/>
               </w:rPr>
-              <w:t>164</w:t>
+              <w:t>334</w:t>
             </w:r>
           </w:p>
         </w:tc>
@@ -10807,7 +11009,7 @@
               <w:rPr>
                 <w:sz w:val="14"/>
               </w:rPr>
-              <w:t>28.7%</w:t>
+              <w:t>60.0%</w:t>
             </w:r>
           </w:p>
         </w:tc>
@@ -10821,7 +11023,7 @@
               <w:rPr>
                 <w:sz w:val="14"/>
               </w:rPr>
-              <w:t>504</w:t>
+              <w:t>281</w:t>
             </w:r>
           </w:p>
         </w:tc>
@@ -10835,7 +11037,7 @@
               <w:rPr>
                 <w:sz w:val="14"/>
               </w:rPr>
-              <w:t>0.918</w:t>
+              <w:t>0.894</w:t>
             </w:r>
           </w:p>
         </w:tc>
@@ -10865,7 +11067,7 @@
               <w:rPr>
                 <w:sz w:val="14"/>
               </w:rPr>
-              <w:t>1065</w:t>
+              <w:t>1010</w:t>
             </w:r>
           </w:p>
         </w:tc>
@@ -10879,7 +11081,7 @@
               <w:rPr>
                 <w:sz w:val="14"/>
               </w:rPr>
-              <w:t>659</w:t>
+              <w:t>701</w:t>
             </w:r>
           </w:p>
         </w:tc>
@@ -10893,7 +11095,7 @@
               <w:rPr>
                 <w:sz w:val="14"/>
               </w:rPr>
-              <w:t>223</w:t>
+              <w:t>380</w:t>
             </w:r>
           </w:p>
         </w:tc>
@@ -10907,7 +11109,7 @@
               <w:rPr>
                 <w:sz w:val="14"/>
               </w:rPr>
-              <w:t>39.0%</w:t>
+              <w:t>68.2%</w:t>
             </w:r>
           </w:p>
         </w:tc>
@@ -10921,7 +11123,7 @@
               <w:rPr>
                 <w:sz w:val="14"/>
               </w:rPr>
-              <w:t>842</w:t>
+              <w:t>630</w:t>
             </w:r>
           </w:p>
         </w:tc>
@@ -10935,7 +11137,7 @@
               <w:rPr>
                 <w:sz w:val="14"/>
               </w:rPr>
-              <w:t>0.864</w:t>
+              <w:t>0.830</w:t>
             </w:r>
           </w:p>
         </w:tc>
@@ -10947,7 +11149,7 @@
           <w:i/>
           <w:sz w:val="15"/>
         </w:rPr>
-        <w:t>262,286 cysteines in 19,814 reviewed human proteins; shuffled-flank decoys.</w:t>
+        <w:t>262,286 cysteines in 19,814 reviewed human proteins; 20,000 shuffled-flank decoys. The decoy tail is thin, so tiers are candidate rankings rather than proven error rates.</w:t>
       </w:r>
     </w:p>
     <w:p>
@@ -10955,7 +11157,7 @@
         <w:pStyle w:val="Heading2"/>
       </w:pPr>
       <w:r>
-        <w:t>Table S5b. Topology enrichment of the 5% FDR shortlist.</w:t>
+        <w:t>Table S5b. Topology enrichment of the 5% tier.</w:t>
       </w:r>
     </w:p>
     <w:tbl>
@@ -11057,7 +11259,7 @@
               <w:rPr>
                 <w:sz w:val="14"/>
               </w:rPr>
-              <w:t>90.7%</w:t>
+              <w:t>61.8%</w:t>
             </w:r>
           </w:p>
         </w:tc>
@@ -11085,7 +11287,7 @@
               <w:rPr>
                 <w:sz w:val="14"/>
               </w:rPr>
-              <w:t>16.3×</w:t>
+              <w:t>11.1×</w:t>
             </w:r>
           </w:p>
         </w:tc>
@@ -11115,7 +11317,7 @@
               <w:rPr>
                 <w:sz w:val="14"/>
               </w:rPr>
-              <w:t>9.3%</w:t>
+              <w:t>38.2%</w:t>
             </w:r>
           </w:p>
         </w:tc>
@@ -11143,7 +11345,7 @@
               <w:rPr>
                 <w:sz w:val="14"/>
               </w:rPr>
-              <w:t>0.1×</w:t>
+              <w:t>0.5×</w:t>
             </w:r>
           </w:p>
         </w:tc>
@@ -11217,7 +11419,7 @@
               <w:rPr>
                 <w:sz w:val="14"/>
               </w:rPr>
-              <w:t>extracellular</w:t>
+              <w:t>lumenal</w:t>
             </w:r>
           </w:p>
         </w:tc>
@@ -11245,7 +11447,7 @@
               <w:rPr>
                 <w:sz w:val="14"/>
               </w:rPr>
-              <w:t>10.9%</w:t>
+              <w:t>1.2%</w:t>
             </w:r>
           </w:p>
         </w:tc>
@@ -11275,7 +11477,7 @@
               <w:rPr>
                 <w:sz w:val="14"/>
               </w:rPr>
-              <w:t>lumenal</w:t>
+              <w:t>extracellular</w:t>
             </w:r>
           </w:p>
         </w:tc>
@@ -11303,7 +11505,7 @@
               <w:rPr>
                 <w:sz w:val="14"/>
               </w:rPr>
-              <w:t>1.2%</w:t>
+              <w:t>10.9%</w:t>
             </w:r>
           </w:p>
         </w:tc>
@@ -11337,7 +11539,7 @@
         <w:pStyle w:val="Heading2"/>
       </w:pPr>
       <w:r>
-        <w:t>Table S6. Hybrid structure-aware forest, paired per fold.</w:t>
+        <w:t>Table S6. AlphaFold features on human sites, paired per fold.</w:t>
       </w:r>
     </w:p>
     <w:tbl>
@@ -11347,16 +11549,17 @@
         <w:tblLook w:firstColumn="1" w:firstRow="1" w:lastColumn="0" w:lastRow="0" w:noHBand="0" w:noVBand="1" w:val="04A0"/>
       </w:tblPr>
       <w:tblGrid>
-        <w:gridCol w:w="1728"/>
-        <w:gridCol w:w="1728"/>
-        <w:gridCol w:w="1728"/>
-        <w:gridCol w:w="1728"/>
-        <w:gridCol w:w="1728"/>
+        <w:gridCol w:w="1440"/>
+        <w:gridCol w:w="1440"/>
+        <w:gridCol w:w="1440"/>
+        <w:gridCol w:w="1440"/>
+        <w:gridCol w:w="1440"/>
+        <w:gridCol w:w="1440"/>
       </w:tblGrid>
       <w:tr>
         <w:tc>
           <w:tcPr>
-            <w:tcW w:type="dxa" w:w="1728"/>
+            <w:tcW w:type="dxa" w:w="1440"/>
           </w:tcPr>
           <w:p>
             <w:r/>
@@ -11371,7 +11574,7 @@
         </w:tc>
         <w:tc>
           <w:tcPr>
-            <w:tcW w:type="dxa" w:w="1728"/>
+            <w:tcW w:type="dxa" w:w="1440"/>
           </w:tcPr>
           <w:p>
             <w:r/>
@@ -11380,13 +11583,13 @@
                 <w:b/>
                 <w:sz w:val="14"/>
               </w:rPr>
-              <w:t>Base AUC (all)</w:t>
-            </w:r>
-          </w:p>
-        </w:tc>
-        <w:tc>
-          <w:tcPr>
-            <w:tcW w:type="dxa" w:w="1728"/>
+              <w:t>Sites</w:t>
+            </w:r>
+          </w:p>
+        </w:tc>
+        <w:tc>
+          <w:tcPr>
+            <w:tcW w:type="dxa" w:w="1440"/>
           </w:tcPr>
           <w:p>
             <w:r/>
@@ -11395,13 +11598,13 @@
                 <w:b/>
                 <w:sz w:val="14"/>
               </w:rPr>
-              <w:t>Hybrid AUC (all)</w:t>
-            </w:r>
-          </w:p>
-        </w:tc>
-        <w:tc>
-          <w:tcPr>
-            <w:tcW w:type="dxa" w:w="1728"/>
+              <w:t>Positives</w:t>
+            </w:r>
+          </w:p>
+        </w:tc>
+        <w:tc>
+          <w:tcPr>
+            <w:tcW w:type="dxa" w:w="1440"/>
           </w:tcPr>
           <w:p>
             <w:r/>
@@ -11410,13 +11613,13 @@
                 <w:b/>
                 <w:sz w:val="14"/>
               </w:rPr>
-              <w:t>Base AUC (structured)</w:t>
-            </w:r>
-          </w:p>
-        </w:tc>
-        <w:tc>
-          <w:tcPr>
-            <w:tcW w:type="dxa" w:w="1728"/>
+              <w:t>Base AUC</w:t>
+            </w:r>
+          </w:p>
+        </w:tc>
+        <w:tc>
+          <w:tcPr>
+            <w:tcW w:type="dxa" w:w="1440"/>
           </w:tcPr>
           <w:p>
             <w:r/>
@@ -11425,7 +11628,22 @@
                 <w:b/>
                 <w:sz w:val="14"/>
               </w:rPr>
-              <w:t>Hybrid AUC (structured)</w:t>
+              <w:t>+ structure AUC</w:t>
+            </w:r>
+          </w:p>
+        </w:tc>
+        <w:tc>
+          <w:tcPr>
+            <w:tcW w:type="dxa" w:w="1440"/>
+          </w:tcPr>
+          <w:p>
+            <w:r/>
+            <w:r>
+              <w:rPr>
+                <w:b/>
+                <w:sz w:val="14"/>
+              </w:rPr>
+              <w:t>Δ</w:t>
             </w:r>
           </w:p>
         </w:tc>
@@ -11433,7 +11651,7 @@
       <w:tr>
         <w:tc>
           <w:tcPr>
-            <w:tcW w:type="dxa" w:w="1728"/>
+            <w:tcW w:type="dxa" w:w="1440"/>
           </w:tcPr>
           <w:p>
             <w:r/>
@@ -11447,7 +11665,7 @@
         </w:tc>
         <w:tc>
           <w:tcPr>
-            <w:tcW w:type="dxa" w:w="1728"/>
+            <w:tcW w:type="dxa" w:w="1440"/>
           </w:tcPr>
           <w:p>
             <w:r/>
@@ -11455,13 +11673,13 @@
               <w:rPr>
                 <w:sz w:val="14"/>
               </w:rPr>
-              <w:t>0.950</w:t>
-            </w:r>
-          </w:p>
-        </w:tc>
-        <w:tc>
-          <w:tcPr>
-            <w:tcW w:type="dxa" w:w="1728"/>
+              <w:t>406</w:t>
+            </w:r>
+          </w:p>
+        </w:tc>
+        <w:tc>
+          <w:tcPr>
+            <w:tcW w:type="dxa" w:w="1440"/>
           </w:tcPr>
           <w:p>
             <w:r/>
@@ -11469,13 +11687,13 @@
               <w:rPr>
                 <w:sz w:val="14"/>
               </w:rPr>
-              <w:t>0.951</w:t>
-            </w:r>
-          </w:p>
-        </w:tc>
-        <w:tc>
-          <w:tcPr>
-            <w:tcW w:type="dxa" w:w="1728"/>
+              <w:t>89</w:t>
+            </w:r>
+          </w:p>
+        </w:tc>
+        <w:tc>
+          <w:tcPr>
+            <w:tcW w:type="dxa" w:w="1440"/>
           </w:tcPr>
           <w:p>
             <w:r/>
@@ -11483,13 +11701,13 @@
               <w:rPr>
                 <w:sz w:val="14"/>
               </w:rPr>
-              <w:t>0.887</w:t>
-            </w:r>
-          </w:p>
-        </w:tc>
-        <w:tc>
-          <w:tcPr>
-            <w:tcW w:type="dxa" w:w="1728"/>
+              <w:t>0.787</w:t>
+            </w:r>
+          </w:p>
+        </w:tc>
+        <w:tc>
+          <w:tcPr>
+            <w:tcW w:type="dxa" w:w="1440"/>
           </w:tcPr>
           <w:p>
             <w:r/>
@@ -11497,7 +11715,21 @@
               <w:rPr>
                 <w:sz w:val="14"/>
               </w:rPr>
-              <w:t>0.896</w:t>
+              <w:t>0.864</w:t>
+            </w:r>
+          </w:p>
+        </w:tc>
+        <w:tc>
+          <w:tcPr>
+            <w:tcW w:type="dxa" w:w="1440"/>
+          </w:tcPr>
+          <w:p>
+            <w:r/>
+            <w:r>
+              <w:rPr>
+                <w:sz w:val="14"/>
+              </w:rPr>
+              <w:t>+0.077</w:t>
             </w:r>
           </w:p>
         </w:tc>
@@ -11505,7 +11737,7 @@
       <w:tr>
         <w:tc>
           <w:tcPr>
-            <w:tcW w:type="dxa" w:w="1728"/>
+            <w:tcW w:type="dxa" w:w="1440"/>
           </w:tcPr>
           <w:p>
             <w:r/>
@@ -11519,7 +11751,7 @@
         </w:tc>
         <w:tc>
           <w:tcPr>
-            <w:tcW w:type="dxa" w:w="1728"/>
+            <w:tcW w:type="dxa" w:w="1440"/>
           </w:tcPr>
           <w:p>
             <w:r/>
@@ -11527,13 +11759,13 @@
               <w:rPr>
                 <w:sz w:val="14"/>
               </w:rPr>
-              <w:t>0.965</w:t>
-            </w:r>
-          </w:p>
-        </w:tc>
-        <w:tc>
-          <w:tcPr>
-            <w:tcW w:type="dxa" w:w="1728"/>
+              <w:t>391</w:t>
+            </w:r>
+          </w:p>
+        </w:tc>
+        <w:tc>
+          <w:tcPr>
+            <w:tcW w:type="dxa" w:w="1440"/>
           </w:tcPr>
           <w:p>
             <w:r/>
@@ -11541,13 +11773,13 @@
               <w:rPr>
                 <w:sz w:val="14"/>
               </w:rPr>
-              <w:t>0.965</w:t>
-            </w:r>
-          </w:p>
-        </w:tc>
-        <w:tc>
-          <w:tcPr>
-            <w:tcW w:type="dxa" w:w="1728"/>
+              <w:t>88</w:t>
+            </w:r>
+          </w:p>
+        </w:tc>
+        <w:tc>
+          <w:tcPr>
+            <w:tcW w:type="dxa" w:w="1440"/>
           </w:tcPr>
           <w:p>
             <w:r/>
@@ -11555,13 +11787,13 @@
               <w:rPr>
                 <w:sz w:val="14"/>
               </w:rPr>
-              <w:t>0.920</w:t>
-            </w:r>
-          </w:p>
-        </w:tc>
-        <w:tc>
-          <w:tcPr>
-            <w:tcW w:type="dxa" w:w="1728"/>
+              <w:t>0.915</w:t>
+            </w:r>
+          </w:p>
+        </w:tc>
+        <w:tc>
+          <w:tcPr>
+            <w:tcW w:type="dxa" w:w="1440"/>
           </w:tcPr>
           <w:p>
             <w:r/>
@@ -11569,7 +11801,21 @@
               <w:rPr>
                 <w:sz w:val="14"/>
               </w:rPr>
-              <w:t>0.924</w:t>
+              <w:t>0.903</w:t>
+            </w:r>
+          </w:p>
+        </w:tc>
+        <w:tc>
+          <w:tcPr>
+            <w:tcW w:type="dxa" w:w="1440"/>
+          </w:tcPr>
+          <w:p>
+            <w:r/>
+            <w:r>
+              <w:rPr>
+                <w:sz w:val="14"/>
+              </w:rPr>
+              <w:t>-0.012</w:t>
             </w:r>
           </w:p>
         </w:tc>
@@ -11577,7 +11823,7 @@
       <w:tr>
         <w:tc>
           <w:tcPr>
-            <w:tcW w:type="dxa" w:w="1728"/>
+            <w:tcW w:type="dxa" w:w="1440"/>
           </w:tcPr>
           <w:p>
             <w:r/>
@@ -11591,7 +11837,7 @@
         </w:tc>
         <w:tc>
           <w:tcPr>
-            <w:tcW w:type="dxa" w:w="1728"/>
+            <w:tcW w:type="dxa" w:w="1440"/>
           </w:tcPr>
           <w:p>
             <w:r/>
@@ -11599,13 +11845,13 @@
               <w:rPr>
                 <w:sz w:val="14"/>
               </w:rPr>
-              <w:t>0.934</w:t>
-            </w:r>
-          </w:p>
-        </w:tc>
-        <w:tc>
-          <w:tcPr>
-            <w:tcW w:type="dxa" w:w="1728"/>
+              <w:t>366</w:t>
+            </w:r>
+          </w:p>
+        </w:tc>
+        <w:tc>
+          <w:tcPr>
+            <w:tcW w:type="dxa" w:w="1440"/>
           </w:tcPr>
           <w:p>
             <w:r/>
@@ -11613,13 +11859,13 @@
               <w:rPr>
                 <w:sz w:val="14"/>
               </w:rPr>
-              <w:t>0.936</w:t>
-            </w:r>
-          </w:p>
-        </w:tc>
-        <w:tc>
-          <w:tcPr>
-            <w:tcW w:type="dxa" w:w="1728"/>
+              <w:t>97</w:t>
+            </w:r>
+          </w:p>
+        </w:tc>
+        <w:tc>
+          <w:tcPr>
+            <w:tcW w:type="dxa" w:w="1440"/>
           </w:tcPr>
           <w:p>
             <w:r/>
@@ -11627,13 +11873,13 @@
               <w:rPr>
                 <w:sz w:val="14"/>
               </w:rPr>
-              <w:t>0.922</w:t>
-            </w:r>
-          </w:p>
-        </w:tc>
-        <w:tc>
-          <w:tcPr>
-            <w:tcW w:type="dxa" w:w="1728"/>
+              <w:t>0.916</w:t>
+            </w:r>
+          </w:p>
+        </w:tc>
+        <w:tc>
+          <w:tcPr>
+            <w:tcW w:type="dxa" w:w="1440"/>
           </w:tcPr>
           <w:p>
             <w:r/>
@@ -11641,7 +11887,21 @@
               <w:rPr>
                 <w:sz w:val="14"/>
               </w:rPr>
-              <w:t>0.922</w:t>
+              <w:t>0.940</w:t>
+            </w:r>
+          </w:p>
+        </w:tc>
+        <w:tc>
+          <w:tcPr>
+            <w:tcW w:type="dxa" w:w="1440"/>
+          </w:tcPr>
+          <w:p>
+            <w:r/>
+            <w:r>
+              <w:rPr>
+                <w:sz w:val="14"/>
+              </w:rPr>
+              <w:t>+0.024</w:t>
             </w:r>
           </w:p>
         </w:tc>
@@ -11649,7 +11909,7 @@
       <w:tr>
         <w:tc>
           <w:tcPr>
-            <w:tcW w:type="dxa" w:w="1728"/>
+            <w:tcW w:type="dxa" w:w="1440"/>
           </w:tcPr>
           <w:p>
             <w:r/>
@@ -11663,7 +11923,7 @@
         </w:tc>
         <w:tc>
           <w:tcPr>
-            <w:tcW w:type="dxa" w:w="1728"/>
+            <w:tcW w:type="dxa" w:w="1440"/>
           </w:tcPr>
           <w:p>
             <w:r/>
@@ -11671,13 +11931,13 @@
               <w:rPr>
                 <w:sz w:val="14"/>
               </w:rPr>
-              <w:t>0.958</w:t>
-            </w:r>
-          </w:p>
-        </w:tc>
-        <w:tc>
-          <w:tcPr>
-            <w:tcW w:type="dxa" w:w="1728"/>
+              <w:t>409</w:t>
+            </w:r>
+          </w:p>
+        </w:tc>
+        <w:tc>
+          <w:tcPr>
+            <w:tcW w:type="dxa" w:w="1440"/>
           </w:tcPr>
           <w:p>
             <w:r/>
@@ -11685,13 +11945,13 @@
               <w:rPr>
                 <w:sz w:val="14"/>
               </w:rPr>
-              <w:t>0.959</w:t>
-            </w:r>
-          </w:p>
-        </w:tc>
-        <w:tc>
-          <w:tcPr>
-            <w:tcW w:type="dxa" w:w="1728"/>
+              <w:t>98</w:t>
+            </w:r>
+          </w:p>
+        </w:tc>
+        <w:tc>
+          <w:tcPr>
+            <w:tcW w:type="dxa" w:w="1440"/>
           </w:tcPr>
           <w:p>
             <w:r/>
@@ -11699,13 +11959,13 @@
               <w:rPr>
                 <w:sz w:val="14"/>
               </w:rPr>
-              <w:t>0.925</w:t>
-            </w:r>
-          </w:p>
-        </w:tc>
-        <w:tc>
-          <w:tcPr>
-            <w:tcW w:type="dxa" w:w="1728"/>
+              <w:t>0.911</w:t>
+            </w:r>
+          </w:p>
+        </w:tc>
+        <w:tc>
+          <w:tcPr>
+            <w:tcW w:type="dxa" w:w="1440"/>
           </w:tcPr>
           <w:p>
             <w:r/>
@@ -11713,7 +11973,21 @@
               <w:rPr>
                 <w:sz w:val="14"/>
               </w:rPr>
-              <w:t>0.923</w:t>
+              <w:t>0.916</w:t>
+            </w:r>
+          </w:p>
+        </w:tc>
+        <w:tc>
+          <w:tcPr>
+            <w:tcW w:type="dxa" w:w="1440"/>
+          </w:tcPr>
+          <w:p>
+            <w:r/>
+            <w:r>
+              <w:rPr>
+                <w:sz w:val="14"/>
+              </w:rPr>
+              <w:t>+0.006</w:t>
             </w:r>
           </w:p>
         </w:tc>
@@ -11721,7 +11995,7 @@
       <w:tr>
         <w:tc>
           <w:tcPr>
-            <w:tcW w:type="dxa" w:w="1728"/>
+            <w:tcW w:type="dxa" w:w="1440"/>
           </w:tcPr>
           <w:p>
             <w:r/>
@@ -11735,7 +12009,7 @@
         </w:tc>
         <w:tc>
           <w:tcPr>
-            <w:tcW w:type="dxa" w:w="1728"/>
+            <w:tcW w:type="dxa" w:w="1440"/>
           </w:tcPr>
           <w:p>
             <w:r/>
@@ -11743,13 +12017,13 @@
               <w:rPr>
                 <w:sz w:val="14"/>
               </w:rPr>
-              <w:t>0.925</w:t>
-            </w:r>
-          </w:p>
-        </w:tc>
-        <w:tc>
-          <w:tcPr>
-            <w:tcW w:type="dxa" w:w="1728"/>
+              <w:t>378</w:t>
+            </w:r>
+          </w:p>
+        </w:tc>
+        <w:tc>
+          <w:tcPr>
+            <w:tcW w:type="dxa" w:w="1440"/>
           </w:tcPr>
           <w:p>
             <w:r/>
@@ -11757,13 +12031,13 @@
               <w:rPr>
                 <w:sz w:val="14"/>
               </w:rPr>
-              <w:t>0.935</w:t>
-            </w:r>
-          </w:p>
-        </w:tc>
-        <w:tc>
-          <w:tcPr>
-            <w:tcW w:type="dxa" w:w="1728"/>
+              <w:t>91</w:t>
+            </w:r>
+          </w:p>
+        </w:tc>
+        <w:tc>
+          <w:tcPr>
+            <w:tcW w:type="dxa" w:w="1440"/>
           </w:tcPr>
           <w:p>
             <w:r/>
@@ -11771,13 +12045,13 @@
               <w:rPr>
                 <w:sz w:val="14"/>
               </w:rPr>
-              <w:t>0.839</w:t>
-            </w:r>
-          </w:p>
-        </w:tc>
-        <w:tc>
-          <w:tcPr>
-            <w:tcW w:type="dxa" w:w="1728"/>
+              <w:t>0.923</w:t>
+            </w:r>
+          </w:p>
+        </w:tc>
+        <w:tc>
+          <w:tcPr>
+            <w:tcW w:type="dxa" w:w="1440"/>
           </w:tcPr>
           <w:p>
             <w:r/>
@@ -11785,7 +12059,21 @@
               <w:rPr>
                 <w:sz w:val="14"/>
               </w:rPr>
-              <w:t>0.924</w:t>
+              <w:t>0.931</w:t>
+            </w:r>
+          </w:p>
+        </w:tc>
+        <w:tc>
+          <w:tcPr>
+            <w:tcW w:type="dxa" w:w="1440"/>
+          </w:tcPr>
+          <w:p>
+            <w:r/>
+            <w:r>
+              <w:rPr>
+                <w:sz w:val="14"/>
+              </w:rPr>
+              <w:t>+0.009</w:t>
             </w:r>
           </w:p>
         </w:tc>
@@ -11797,296 +12085,9 @@
           <w:i/>
           <w:sz w:val="15"/>
         </w:rPr>
-        <w:t>Same folds and training rows; structural features with median imputation and a missing-structure indicator.</w:t>
+        <w:t>Same random forest and cluster-held-out folds with and without pLDDT and C-alpha packing features; mean Δ +0.021, positive in four of five folds.</w:t>
       </w:r>
     </w:p>
-    <w:p>
-      <w:pPr>
-        <w:pStyle w:val="Heading2"/>
-      </w:pPr>
-      <w:r>
-        <w:t>Table S6b. Structure as a third view with the ESM model.</w:t>
-      </w:r>
-    </w:p>
-    <w:tbl>
-      <w:tblPr>
-        <w:tblStyle w:val="TableGrid"/>
-        <w:tblW w:type="auto" w:w="0"/>
-        <w:tblLook w:firstColumn="1" w:firstRow="1" w:lastColumn="0" w:lastRow="0" w:noHBand="0" w:noVBand="1" w:val="04A0"/>
-      </w:tblPr>
-      <w:tblGrid>
-        <w:gridCol w:w="2880"/>
-        <w:gridCol w:w="2880"/>
-        <w:gridCol w:w="2880"/>
-      </w:tblGrid>
-      <w:tr>
-        <w:tc>
-          <w:tcPr>
-            <w:tcW w:type="dxa" w:w="2880"/>
-          </w:tcPr>
-          <w:p>
-            <w:r/>
-            <w:r>
-              <w:rPr>
-                <w:b/>
-                <w:sz w:val="14"/>
-              </w:rPr>
-              <w:t>Fold</w:t>
-            </w:r>
-          </w:p>
-        </w:tc>
-        <w:tc>
-          <w:tcPr>
-            <w:tcW w:type="dxa" w:w="2880"/>
-          </w:tcPr>
-          <w:p>
-            <w:r/>
-            <w:r>
-              <w:rPr>
-                <w:b/>
-                <w:sz w:val="14"/>
-              </w:rPr>
-              <w:t>Sequence ensemble AUC</w:t>
-            </w:r>
-          </w:p>
-        </w:tc>
-        <w:tc>
-          <w:tcPr>
-            <w:tcW w:type="dxa" w:w="2880"/>
-          </w:tcPr>
-          <w:p>
-            <w:r/>
-            <w:r>
-              <w:rPr>
-                <w:b/>
-                <w:sz w:val="14"/>
-              </w:rPr>
-              <w:t>Structure ensemble AUC</w:t>
-            </w:r>
-          </w:p>
-        </w:tc>
-      </w:tr>
-      <w:tr>
-        <w:tc>
-          <w:tcPr>
-            <w:tcW w:type="dxa" w:w="2880"/>
-          </w:tcPr>
-          <w:p>
-            <w:r/>
-            <w:r>
-              <w:rPr>
-                <w:sz w:val="14"/>
-              </w:rPr>
-              <w:t>0</w:t>
-            </w:r>
-          </w:p>
-        </w:tc>
-        <w:tc>
-          <w:tcPr>
-            <w:tcW w:type="dxa" w:w="2880"/>
-          </w:tcPr>
-          <w:p>
-            <w:r/>
-            <w:r>
-              <w:rPr>
-                <w:sz w:val="14"/>
-              </w:rPr>
-              <w:t>0.922</w:t>
-            </w:r>
-          </w:p>
-        </w:tc>
-        <w:tc>
-          <w:tcPr>
-            <w:tcW w:type="dxa" w:w="2880"/>
-          </w:tcPr>
-          <w:p>
-            <w:r/>
-            <w:r>
-              <w:rPr>
-                <w:sz w:val="14"/>
-              </w:rPr>
-              <w:t>0.926</w:t>
-            </w:r>
-          </w:p>
-        </w:tc>
-      </w:tr>
-      <w:tr>
-        <w:tc>
-          <w:tcPr>
-            <w:tcW w:type="dxa" w:w="2880"/>
-          </w:tcPr>
-          <w:p>
-            <w:r/>
-            <w:r>
-              <w:rPr>
-                <w:sz w:val="14"/>
-              </w:rPr>
-              <w:t>1</w:t>
-            </w:r>
-          </w:p>
-        </w:tc>
-        <w:tc>
-          <w:tcPr>
-            <w:tcW w:type="dxa" w:w="2880"/>
-          </w:tcPr>
-          <w:p>
-            <w:r/>
-            <w:r>
-              <w:rPr>
-                <w:sz w:val="14"/>
-              </w:rPr>
-              <w:t>0.930</w:t>
-            </w:r>
-          </w:p>
-        </w:tc>
-        <w:tc>
-          <w:tcPr>
-            <w:tcW w:type="dxa" w:w="2880"/>
-          </w:tcPr>
-          <w:p>
-            <w:r/>
-            <w:r>
-              <w:rPr>
-                <w:sz w:val="14"/>
-              </w:rPr>
-              <w:t>0.934</w:t>
-            </w:r>
-          </w:p>
-        </w:tc>
-      </w:tr>
-      <w:tr>
-        <w:tc>
-          <w:tcPr>
-            <w:tcW w:type="dxa" w:w="2880"/>
-          </w:tcPr>
-          <w:p>
-            <w:r/>
-            <w:r>
-              <w:rPr>
-                <w:sz w:val="14"/>
-              </w:rPr>
-              <w:t>2</w:t>
-            </w:r>
-          </w:p>
-        </w:tc>
-        <w:tc>
-          <w:tcPr>
-            <w:tcW w:type="dxa" w:w="2880"/>
-          </w:tcPr>
-          <w:p>
-            <w:r/>
-            <w:r>
-              <w:rPr>
-                <w:sz w:val="14"/>
-              </w:rPr>
-              <w:t>0.898</w:t>
-            </w:r>
-          </w:p>
-        </w:tc>
-        <w:tc>
-          <w:tcPr>
-            <w:tcW w:type="dxa" w:w="2880"/>
-          </w:tcPr>
-          <w:p>
-            <w:r/>
-            <w:r>
-              <w:rPr>
-                <w:sz w:val="14"/>
-              </w:rPr>
-              <w:t>0.904</w:t>
-            </w:r>
-          </w:p>
-        </w:tc>
-      </w:tr>
-      <w:tr>
-        <w:tc>
-          <w:tcPr>
-            <w:tcW w:type="dxa" w:w="2880"/>
-          </w:tcPr>
-          <w:p>
-            <w:r/>
-            <w:r>
-              <w:rPr>
-                <w:sz w:val="14"/>
-              </w:rPr>
-              <w:t>3</w:t>
-            </w:r>
-          </w:p>
-        </w:tc>
-        <w:tc>
-          <w:tcPr>
-            <w:tcW w:type="dxa" w:w="2880"/>
-          </w:tcPr>
-          <w:p>
-            <w:r/>
-            <w:r>
-              <w:rPr>
-                <w:sz w:val="14"/>
-              </w:rPr>
-              <w:t>0.937</w:t>
-            </w:r>
-          </w:p>
-        </w:tc>
-        <w:tc>
-          <w:tcPr>
-            <w:tcW w:type="dxa" w:w="2880"/>
-          </w:tcPr>
-          <w:p>
-            <w:r/>
-            <w:r>
-              <w:rPr>
-                <w:sz w:val="14"/>
-              </w:rPr>
-              <w:t>0.940</w:t>
-            </w:r>
-          </w:p>
-        </w:tc>
-      </w:tr>
-      <w:tr>
-        <w:tc>
-          <w:tcPr>
-            <w:tcW w:type="dxa" w:w="2880"/>
-          </w:tcPr>
-          <w:p>
-            <w:r/>
-            <w:r>
-              <w:rPr>
-                <w:sz w:val="14"/>
-              </w:rPr>
-              <w:t>4</w:t>
-            </w:r>
-          </w:p>
-        </w:tc>
-        <w:tc>
-          <w:tcPr>
-            <w:tcW w:type="dxa" w:w="2880"/>
-          </w:tcPr>
-          <w:p>
-            <w:r/>
-            <w:r>
-              <w:rPr>
-                <w:sz w:val="14"/>
-              </w:rPr>
-              <w:t>0.900</w:t>
-            </w:r>
-          </w:p>
-        </w:tc>
-        <w:tc>
-          <w:tcPr>
-            <w:tcW w:type="dxa" w:w="2880"/>
-          </w:tcPr>
-          <w:p>
-            <w:r/>
-            <w:r>
-              <w:rPr>
-                <w:sz w:val="14"/>
-              </w:rPr>
-              <w:t>0.914</w:t>
-            </w:r>
-          </w:p>
-        </w:tc>
-      </w:tr>
-    </w:tbl>
     <w:p>
       <w:pPr>
         <w:pStyle w:val="Heading2"/>
@@ -12148,7 +12149,7 @@
               <w:rPr>
                 <w:sz w:val="14"/>
               </w:rPr>
-              <w:t>PalmDL human AUC</w:t>
+              <w:t>PalmDL human AUC (fold mean)</w:t>
             </w:r>
           </w:p>
         </w:tc>
@@ -12162,7 +12163,7 @@
               <w:rPr>
                 <w:sz w:val="14"/>
               </w:rPr>
-              <w:t>0.9006</w:t>
+              <w:t>0.9136</w:t>
             </w:r>
           </w:p>
         </w:tc>
@@ -12178,7 +12179,7 @@
               <w:rPr>
                 <w:sz w:val="14"/>
               </w:rPr>
-              <w:t>95% bootstrap CI</w:t>
+              <w:t>95% within-fold bootstrap CI</w:t>
             </w:r>
           </w:p>
         </w:tc>
@@ -12192,7 +12193,7 @@
               <w:rPr>
                 <w:sz w:val="14"/>
               </w:rPr>
-              <w:t>0.8850 – 0.9156</w:t>
+              <w:t>0.9000 – 0.9264</w:t>
             </w:r>
           </w:p>
         </w:tc>
@@ -12222,7 +12223,7 @@
               <w:rPr>
                 <w:sz w:val="14"/>
               </w:rPr>
-              <w:t>55,878 / 572</w:t>
+              <w:t>55,848 / 557</w:t>
             </w:r>
           </w:p>
         </w:tc>
@@ -12252,7 +12253,7 @@
               <w:rPr>
                 <w:sz w:val="14"/>
               </w:rPr>
-              <w:t>0.46</w:t>
+              <w:t>0.025</w:t>
             </w:r>
           </w:p>
         </w:tc>
@@ -12294,7 +12295,7 @@
           <w:i/>
           <w:sz w:val="15"/>
         </w:rPr>
-        <w:t>4,000 bootstrap replicates over human test sites; the human comparison is a statistical tie, the general comparison is not.</w:t>
+        <w:t>4,000 within-fold bootstrap replicates over human test sites; the human comparison is marginal and its interval touches 0.900.</w:t>
       </w:r>
     </w:p>
     <w:p>
@@ -12307,7 +12308,7 @@
     </w:p>
     <w:p>
       <w:r>
-        <w:t>All supplementary tables are generated from files in results/ by src/make_supplement.py. The full pipeline (src/01-25) reproduces every number from the UniProt 2026_03 release; the fold assignments in data/processed/splits_cv.csv are the canonical benchmark folds.</w:t>
+        <w:t>All supplementary tables are generated from files in results/ by src/make_supplement.py. The full pipeline reproduces every number from the UniProt 2026_03 release; the fold assignments in data/processed/splits_cv.csv are the canonical benchmark folds.</w:t>
       </w:r>
     </w:p>
     <w:sectPr>

--- a/manuscript/PalmDL_supplementary.docx
+++ b/manuscript/PalmDL_supplementary.docx
@@ -777,7 +777,7 @@
               <w:rPr>
                 <w:sz w:val="14"/>
               </w:rPr>
-              <w:t>0.944 ± 0.014</w:t>
+              <w:t>0.938 ± 0.020</w:t>
             </w:r>
           </w:p>
         </w:tc>
@@ -791,7 +791,7 @@
               <w:rPr>
                 <w:sz w:val="14"/>
               </w:rPr>
-              <w:t>0.730 ± 0.062</w:t>
+              <w:t>0.697 ± 0.109</w:t>
             </w:r>
           </w:p>
         </w:tc>
@@ -805,7 +805,7 @@
               <w:rPr>
                 <w:sz w:val="14"/>
               </w:rPr>
-              <w:t>0.626 ± 0.073</w:t>
+              <w:t>0.602 ± 0.101</w:t>
             </w:r>
           </w:p>
         </w:tc>
@@ -819,7 +819,7 @@
               <w:rPr>
                 <w:sz w:val="14"/>
               </w:rPr>
-              <w:t>0.953 ± 0.014</w:t>
+              <w:t>0.951 ± 0.015</w:t>
             </w:r>
           </w:p>
         </w:tc>
@@ -833,7 +833,7 @@
               <w:rPr>
                 <w:sz w:val="14"/>
               </w:rPr>
-              <w:t>0.623 ± 0.149</w:t>
+              <w:t>0.605 ± 0.169</w:t>
             </w:r>
           </w:p>
         </w:tc>
@@ -847,7 +847,7 @@
               <w:rPr>
                 <w:sz w:val="14"/>
               </w:rPr>
-              <w:t>0.976 ± 0.023</w:t>
+              <w:t>0.975 ± 0.022</w:t>
             </w:r>
           </w:p>
         </w:tc>
@@ -12163,7 +12163,7 @@
               <w:rPr>
                 <w:sz w:val="14"/>
               </w:rPr>
-              <w:t>0.9136</w:t>
+              <w:t>0.9097</w:t>
             </w:r>
           </w:p>
         </w:tc>
@@ -12193,7 +12193,7 @@
               <w:rPr>
                 <w:sz w:val="14"/>
               </w:rPr>
-              <w:t>0.9000 – 0.9264</w:t>
+              <w:t>0.8962 – 0.9224</w:t>
             </w:r>
           </w:p>
         </w:tc>
@@ -12253,7 +12253,7 @@
               <w:rPr>
                 <w:sz w:val="14"/>
               </w:rPr>
-              <w:t>0.025</w:t>
+              <w:t>0.080</w:t>
             </w:r>
           </w:p>
         </w:tc>
